--- a/klagomål/A 7253-2026 FSC-klagomål.docx
+++ b/klagomål/A 7253-2026 FSC-klagomål.docx
@@ -691,7 +691,7 @@
     <w:r>
       <w:tab/>
       <w:tab/>
-      <w:t>2026-02-28</w:t>
+      <w:t>2026-03-01</w:t>
       <w:br/>
       <w:br/>
     </w:r>

--- a/klagomål/A 7253-2026 FSC-klagomål.docx
+++ b/klagomål/A 7253-2026 FSC-klagomål.docx
@@ -691,7 +691,7 @@
     <w:r>
       <w:tab/>
       <w:tab/>
-      <w:t>2026-03-01</w:t>
+      <w:t>2026-03-02</w:t>
       <w:br/>
       <w:br/>
     </w:r>

--- a/klagomål/A 7253-2026 FSC-klagomål.docx
+++ b/klagomål/A 7253-2026 FSC-klagomål.docx
@@ -191,7 +191,7 @@
     </w:p>
     <w:p>
       <w:r>
-        <w:t>I avverkningsanmälan har följande 2 naturvårdsarter hittats: svart taggsvamp (NT) och blåmossa (S). Av dessa är 1 rödlistade. För rödlistade arter har rödlistekategorin angivits inom parentes. Arter som är signalarter enligt Skogsstyrelsen har markerats med (S).</w:t>
+        <w:t>I avverkningsanmälan har följande 2 naturvårdsarter hittats: svart taggsvamp agg. (NT) och blåmossa (S). Av dessa är 1 rödlistade. För rödlistade arter har rödlistekategorin angivits inom parentes. Arter som är signalarter enligt Skogsstyrelsen har markerats med (S).</w:t>
       </w:r>
     </w:p>
     <w:p>
@@ -206,7 +206,7 @@
       <w:r>
         <w:drawing>
           <wp:inline xmlns:a="http://schemas.openxmlformats.org/drawingml/2006/main" xmlns:pic="http://schemas.openxmlformats.org/drawingml/2006/picture">
-            <wp:extent cx="5486400" cy="3645074"/>
+            <wp:extent cx="5486400" cy="3568055"/>
             <wp:docPr id="1" name="Picture 1"/>
             <wp:cNvGraphicFramePr>
               <a:graphicFrameLocks noChangeAspect="1"/>
@@ -227,7 +227,7 @@
                   <pic:spPr>
                     <a:xfrm>
                       <a:off x="0" y="0"/>
-                      <a:ext cx="5486400" cy="3645074"/>
+                      <a:ext cx="5486400" cy="3568055"/>
                     </a:xfrm>
                     <a:prstGeom prst="rect"/>
                   </pic:spPr>
@@ -280,7 +280,7 @@
         <w:rPr>
           <w:b/>
         </w:rPr>
-        <w:t xml:space="preserve">Svart taggsvamp (NT) </w:t>
+        <w:t xml:space="preserve">Svart taggsvamp agg. (NT) </w:t>
       </w:r>
       <w:r>
         <w:t>bildar huvudsakligen mykorrhiza med gran och tall, men även med ek och bok. Slutavverkning utgör det största hotet mot arten och den överlever sannolikt inte en föryngringshuggning då barrträdens rötter dör efter avverkningen. Förekomsterna i barrskog är särskilt utsatta eftersom arten föredrar att växa i äldre, virkesrika skogar med högre bonitet, som avverkas i rask takt. Fler äldre, virkesrika barrskogar med högre bonitet måste formellt skyddas som biotopskyddsområden eller naturreservat. Även oskyddade växtplatser i lövskogsbiotoper bör få ett starkt skydd. Skogsområden med svart taggsvamp bör inte gallras eller plockhuggas om inte huggningen efterföljs av skogsbete (SLU Artdatabanken, 2024).</w:t>
@@ -691,7 +691,7 @@
     <w:r>
       <w:tab/>
       <w:tab/>
-      <w:t>2026-03-02</w:t>
+      <w:t>2026-03-03</w:t>
       <w:br/>
       <w:br/>
     </w:r>

--- a/klagomål/A 7253-2026 FSC-klagomål.docx
+++ b/klagomål/A 7253-2026 FSC-klagomål.docx
@@ -691,7 +691,7 @@
     <w:r>
       <w:tab/>
       <w:tab/>
-      <w:t>2026-03-03</w:t>
+      <w:t>2026-03-04</w:t>
       <w:br/>
       <w:br/>
     </w:r>

--- a/klagomål/A 7253-2026 FSC-klagomål.docx
+++ b/klagomål/A 7253-2026 FSC-klagomål.docx
@@ -691,7 +691,7 @@
     <w:r>
       <w:tab/>
       <w:tab/>
-      <w:t>2026-03-04</w:t>
+      <w:t>2026-03-05</w:t>
       <w:br/>
       <w:br/>
     </w:r>

--- a/klagomål/A 7253-2026 FSC-klagomål.docx
+++ b/klagomål/A 7253-2026 FSC-klagomål.docx
@@ -691,7 +691,7 @@
     <w:r>
       <w:tab/>
       <w:tab/>
-      <w:t>2026-03-05</w:t>
+      <w:t>2026-03-06</w:t>
       <w:br/>
       <w:br/>
     </w:r>

--- a/klagomål/A 7253-2026 FSC-klagomål.docx
+++ b/klagomål/A 7253-2026 FSC-klagomål.docx
@@ -691,7 +691,7 @@
     <w:r>
       <w:tab/>
       <w:tab/>
-      <w:t>2026-03-06</w:t>
+      <w:t>2026-03-07</w:t>
       <w:br/>
       <w:br/>
     </w:r>

--- a/klagomål/A 7253-2026 FSC-klagomål.docx
+++ b/klagomål/A 7253-2026 FSC-klagomål.docx
@@ -691,7 +691,7 @@
     <w:r>
       <w:tab/>
       <w:tab/>
-      <w:t>2026-03-13</w:t>
+      <w:t>2026-03-16</w:t>
       <w:br/>
       <w:br/>
     </w:r>

--- a/klagomål/A 7253-2026 FSC-klagomål.docx
+++ b/klagomål/A 7253-2026 FSC-klagomål.docx
@@ -691,7 +691,7 @@
     <w:r>
       <w:tab/>
       <w:tab/>
-      <w:t>2026-03-16</w:t>
+      <w:t>2026-03-17</w:t>
       <w:br/>
       <w:br/>
     </w:r>

--- a/klagomål/A 7253-2026 FSC-klagomål.docx
+++ b/klagomål/A 7253-2026 FSC-klagomål.docx
@@ -691,7 +691,7 @@
     <w:r>
       <w:tab/>
       <w:tab/>
-      <w:t>2026-03-17</w:t>
+      <w:t>2026-03-18</w:t>
       <w:br/>
       <w:br/>
     </w:r>

--- a/klagomål/A 7253-2026 FSC-klagomål.docx
+++ b/klagomål/A 7253-2026 FSC-klagomål.docx
@@ -691,7 +691,7 @@
     <w:r>
       <w:tab/>
       <w:tab/>
-      <w:t>2026-03-18</w:t>
+      <w:t>2026-03-19</w:t>
       <w:br/>
       <w:br/>
     </w:r>

--- a/klagomål/A 7253-2026 FSC-klagomål.docx
+++ b/klagomål/A 7253-2026 FSC-klagomål.docx
@@ -691,7 +691,7 @@
     <w:r>
       <w:tab/>
       <w:tab/>
-      <w:t>2026-03-19</w:t>
+      <w:t>2026-03-20</w:t>
       <w:br/>
       <w:br/>
     </w:r>

--- a/klagomål/A 7253-2026 FSC-klagomål.docx
+++ b/klagomål/A 7253-2026 FSC-klagomål.docx
@@ -691,7 +691,7 @@
     <w:r>
       <w:tab/>
       <w:tab/>
-      <w:t>2026-03-20</w:t>
+      <w:t>2026-03-21</w:t>
       <w:br/>
       <w:br/>
     </w:r>

--- a/klagomål/A 7253-2026 FSC-klagomål.docx
+++ b/klagomål/A 7253-2026 FSC-klagomål.docx
@@ -691,7 +691,7 @@
     <w:r>
       <w:tab/>
       <w:tab/>
-      <w:t>2026-03-21</w:t>
+      <w:t>2026-03-22</w:t>
       <w:br/>
       <w:br/>
     </w:r>

--- a/klagomål/A 7253-2026 FSC-klagomål.docx
+++ b/klagomål/A 7253-2026 FSC-klagomål.docx
@@ -691,7 +691,7 @@
     <w:r>
       <w:tab/>
       <w:tab/>
-      <w:t>2026-03-22</w:t>
+      <w:t>2026-03-23</w:t>
       <w:br/>
       <w:br/>
     </w:r>

--- a/klagomål/A 7253-2026 FSC-klagomål.docx
+++ b/klagomål/A 7253-2026 FSC-klagomål.docx
@@ -691,7 +691,7 @@
     <w:r>
       <w:tab/>
       <w:tab/>
-      <w:t>2026-03-23</w:t>
+      <w:t>2026-03-24</w:t>
       <w:br/>
       <w:br/>
     </w:r>

--- a/klagomål/A 7253-2026 FSC-klagomål.docx
+++ b/klagomål/A 7253-2026 FSC-klagomål.docx
@@ -691,7 +691,7 @@
     <w:r>
       <w:tab/>
       <w:tab/>
-      <w:t>2026-03-24</w:t>
+      <w:t>2026-03-25</w:t>
       <w:br/>
       <w:br/>
     </w:r>

--- a/klagomål/A 7253-2026 FSC-klagomål.docx
+++ b/klagomål/A 7253-2026 FSC-klagomål.docx
@@ -691,7 +691,7 @@
     <w:r>
       <w:tab/>
       <w:tab/>
-      <w:t>2026-03-25</w:t>
+      <w:t>2026-03-26</w:t>
       <w:br/>
       <w:br/>
     </w:r>

--- a/klagomål/A 7253-2026 FSC-klagomål.docx
+++ b/klagomål/A 7253-2026 FSC-klagomål.docx
@@ -691,7 +691,7 @@
     <w:r>
       <w:tab/>
       <w:tab/>
-      <w:t>2026-03-26</w:t>
+      <w:t>2026-03-27</w:t>
       <w:br/>
       <w:br/>
     </w:r>

--- a/klagomål/A 7253-2026 FSC-klagomål.docx
+++ b/klagomål/A 7253-2026 FSC-klagomål.docx
@@ -691,7 +691,7 @@
     <w:r>
       <w:tab/>
       <w:tab/>
-      <w:t>2026-03-27</w:t>
+      <w:t>2026-03-28</w:t>
       <w:br/>
       <w:br/>
     </w:r>

--- a/klagomål/A 7253-2026 FSC-klagomål.docx
+++ b/klagomål/A 7253-2026 FSC-klagomål.docx
@@ -691,7 +691,7 @@
     <w:r>
       <w:tab/>
       <w:tab/>
-      <w:t>2026-03-28</w:t>
+      <w:t>2026-03-29</w:t>
       <w:br/>
       <w:br/>
     </w:r>

--- a/klagomål/A 7253-2026 FSC-klagomål.docx
+++ b/klagomål/A 7253-2026 FSC-klagomål.docx
@@ -691,7 +691,7 @@
     <w:r>
       <w:tab/>
       <w:tab/>
-      <w:t>2026-03-29</w:t>
+      <w:t>2026-03-30</w:t>
       <w:br/>
       <w:br/>
     </w:r>

--- a/klagomål/A 7253-2026 FSC-klagomål.docx
+++ b/klagomål/A 7253-2026 FSC-klagomål.docx
@@ -691,7 +691,7 @@
     <w:r>
       <w:tab/>
       <w:tab/>
-      <w:t>2026-03-30</w:t>
+      <w:t>2026-03-31</w:t>
       <w:br/>
       <w:br/>
     </w:r>

--- a/klagomål/A 7253-2026 FSC-klagomål.docx
+++ b/klagomål/A 7253-2026 FSC-klagomål.docx
@@ -691,7 +691,7 @@
     <w:r>
       <w:tab/>
       <w:tab/>
-      <w:t>2026-03-31</w:t>
+      <w:t>2026-04-01</w:t>
       <w:br/>
       <w:br/>
     </w:r>

--- a/klagomål/A 7253-2026 FSC-klagomål.docx
+++ b/klagomål/A 7253-2026 FSC-klagomål.docx
@@ -691,7 +691,7 @@
     <w:r>
       <w:tab/>
       <w:tab/>
-      <w:t>2026-04-01</w:t>
+      <w:t>2026-04-02</w:t>
       <w:br/>
       <w:br/>
     </w:r>

--- a/klagomål/A 7253-2026 FSC-klagomål.docx
+++ b/klagomål/A 7253-2026 FSC-klagomål.docx
@@ -691,7 +691,7 @@
     <w:r>
       <w:tab/>
       <w:tab/>
-      <w:t>2026-04-02</w:t>
+      <w:t>2026-04-03</w:t>
       <w:br/>
       <w:br/>
     </w:r>

--- a/klagomål/A 7253-2026 FSC-klagomål.docx
+++ b/klagomål/A 7253-2026 FSC-klagomål.docx
@@ -691,7 +691,7 @@
     <w:r>
       <w:tab/>
       <w:tab/>
-      <w:t>2026-04-03</w:t>
+      <w:t>2026-04-04</w:t>
       <w:br/>
       <w:br/>
     </w:r>

--- a/klagomål/A 7253-2026 FSC-klagomål.docx
+++ b/klagomål/A 7253-2026 FSC-klagomål.docx
@@ -691,7 +691,7 @@
     <w:r>
       <w:tab/>
       <w:tab/>
-      <w:t>2026-04-04</w:t>
+      <w:t>2026-04-05</w:t>
       <w:br/>
       <w:br/>
     </w:r>

--- a/klagomål/A 7253-2026 FSC-klagomål.docx
+++ b/klagomål/A 7253-2026 FSC-klagomål.docx
@@ -691,7 +691,7 @@
     <w:r>
       <w:tab/>
       <w:tab/>
-      <w:t>2026-04-05</w:t>
+      <w:t>2026-04-06</w:t>
       <w:br/>
       <w:br/>
     </w:r>

--- a/klagomål/A 7253-2026 FSC-klagomål.docx
+++ b/klagomål/A 7253-2026 FSC-klagomål.docx
@@ -280,10 +280,46 @@
         <w:rPr>
           <w:b/>
         </w:rPr>
-        <w:t xml:space="preserve">Svart taggsvamp agg. (NT) </w:t>
+        <w:t xml:space="preserve">Svart taggsvamp agg. </w:t>
       </w:r>
       <w:r>
-        <w:t>bildar huvudsakligen mykorrhiza med gran och tall, men även med ek och bok. Slutavverkning utgör det största hotet mot arten och den överlever sannolikt inte en föryngringshuggning då barrträdens rötter dör efter avverkningen. Förekomsterna i barrskog är särskilt utsatta eftersom arten föredrar att växa i äldre, virkesrika skogar med högre bonitet, som avverkas i rask takt. Fler äldre, virkesrika barrskogar med högre bonitet måste formellt skyddas som biotopskyddsområden eller naturreservat. Även oskyddade växtplatser i lövskogsbiotoper bör få ett starkt skydd. Skogsområden med svart taggsvamp bör inte gallras eller plockhuggas om inte huggningen efterföljs av skogsbete (SLU Artdatabanken, 2024).</w:t>
+        <w:t xml:space="preserve">har visat sig bestå av fyra olika arter: </w:t>
+      </w:r>
+      <w:r>
+        <w:rPr>
+          <w:i/>
+        </w:rPr>
+        <w:t>Phellodon melilotinus</w:t>
+      </w:r>
+      <w:r>
+        <w:t xml:space="preserve"> (VU), </w:t>
+      </w:r>
+      <w:r>
+        <w:rPr>
+          <w:i/>
+        </w:rPr>
+        <w:t>Phellodon aquiloniniger</w:t>
+      </w:r>
+      <w:r>
+        <w:t xml:space="preserve"> (NT), </w:t>
+      </w:r>
+      <w:r>
+        <w:rPr>
+          <w:i/>
+        </w:rPr>
+        <w:t>Phellodon frondosoniger</w:t>
+      </w:r>
+      <w:r>
+        <w:t xml:space="preserve"> (NT) och svart taggsvamp </w:t>
+      </w:r>
+      <w:r>
+        <w:rPr>
+          <w:i/>
+        </w:rPr>
+        <w:t>Phellodon niger</w:t>
+      </w:r>
+      <w:r>
+        <w:t xml:space="preserve"> (NT). De olika arterna är mykorrhizasvampar med olika utbredning och ekologi som kan påträffas både i barr- och lövskogar. Samtliga arterna är rödlistade och signalerar skogsområden med höga naturvärden (SLU Artdatabanken, 2026; Nitare &amp; Skogsstyrelsen, 2019).</w:t>
       </w:r>
     </w:p>
     <w:p>
@@ -691,7 +727,7 @@
     <w:r>
       <w:tab/>
       <w:tab/>
-      <w:t>2026-04-06</w:t>
+      <w:t>2026-04-07</w:t>
       <w:br/>
       <w:br/>
     </w:r>

--- a/klagomål/A 7253-2026 FSC-klagomål.docx
+++ b/klagomål/A 7253-2026 FSC-klagomål.docx
@@ -727,7 +727,7 @@
     <w:r>
       <w:tab/>
       <w:tab/>
-      <w:t>2026-04-07</w:t>
+      <w:t>2026-04-08</w:t>
       <w:br/>
       <w:br/>
     </w:r>

--- a/klagomål/A 7253-2026 FSC-klagomål.docx
+++ b/klagomål/A 7253-2026 FSC-klagomål.docx
@@ -727,7 +727,7 @@
     <w:r>
       <w:tab/>
       <w:tab/>
-      <w:t>2026-04-08</w:t>
+      <w:t>2026-04-09</w:t>
       <w:br/>
       <w:br/>
     </w:r>

--- a/klagomål/A 7253-2026 FSC-klagomål.docx
+++ b/klagomål/A 7253-2026 FSC-klagomål.docx
@@ -727,7 +727,7 @@
     <w:r>
       <w:tab/>
       <w:tab/>
-      <w:t>2026-04-09</w:t>
+      <w:t>2026-04-10</w:t>
       <w:br/>
       <w:br/>
     </w:r>

--- a/klagomål/A 7253-2026 FSC-klagomål.docx
+++ b/klagomål/A 7253-2026 FSC-klagomål.docx
@@ -727,7 +727,7 @@
     <w:r>
       <w:tab/>
       <w:tab/>
-      <w:t>2026-04-10</w:t>
+      <w:t>2026-04-11</w:t>
       <w:br/>
       <w:br/>
     </w:r>

--- a/klagomål/A 7253-2026 FSC-klagomål.docx
+++ b/klagomål/A 7253-2026 FSC-klagomål.docx
@@ -727,7 +727,7 @@
     <w:r>
       <w:tab/>
       <w:tab/>
-      <w:t>2026-04-11</w:t>
+      <w:t>2026-04-12</w:t>
       <w:br/>
       <w:br/>
     </w:r>

--- a/klagomål/A 7253-2026 FSC-klagomål.docx
+++ b/klagomål/A 7253-2026 FSC-klagomål.docx
@@ -727,7 +727,7 @@
     <w:r>
       <w:tab/>
       <w:tab/>
-      <w:t>2026-04-14</w:t>
+      <w:t>2026-04-15</w:t>
       <w:br/>
       <w:br/>
     </w:r>

--- a/klagomål/A 7253-2026 FSC-klagomål.docx
+++ b/klagomål/A 7253-2026 FSC-klagomål.docx
@@ -727,7 +727,7 @@
     <w:r>
       <w:tab/>
       <w:tab/>
-      <w:t>2026-04-15</w:t>
+      <w:t>2026-04-16</w:t>
       <w:br/>
       <w:br/>
     </w:r>

--- a/klagomål/A 7253-2026 FSC-klagomål.docx
+++ b/klagomål/A 7253-2026 FSC-klagomål.docx
@@ -727,7 +727,7 @@
     <w:r>
       <w:tab/>
       <w:tab/>
-      <w:t>2026-04-16</w:t>
+      <w:t>2026-04-17</w:t>
       <w:br/>
       <w:br/>
     </w:r>

--- a/klagomål/A 7253-2026 FSC-klagomål.docx
+++ b/klagomål/A 7253-2026 FSC-klagomål.docx
@@ -727,7 +727,7 @@
     <w:r>
       <w:tab/>
       <w:tab/>
-      <w:t>2026-04-17</w:t>
+      <w:t>2026-04-18</w:t>
       <w:br/>
       <w:br/>
     </w:r>

--- a/klagomål/A 7253-2026 FSC-klagomål.docx
+++ b/klagomål/A 7253-2026 FSC-klagomål.docx
@@ -727,7 +727,7 @@
     <w:r>
       <w:tab/>
       <w:tab/>
-      <w:t>2026-04-18</w:t>
+      <w:t>2026-04-19</w:t>
       <w:br/>
       <w:br/>
     </w:r>

--- a/klagomål/A 7253-2026 FSC-klagomål.docx
+++ b/klagomål/A 7253-2026 FSC-klagomål.docx
@@ -727,7 +727,7 @@
     <w:r>
       <w:tab/>
       <w:tab/>
-      <w:t>2026-05-16</w:t>
+      <w:t>2026-05-17</w:t>
       <w:br/>
       <w:br/>
     </w:r>

--- a/klagomål/A 7253-2026 FSC-klagomål.docx
+++ b/klagomål/A 7253-2026 FSC-klagomål.docx
@@ -727,7 +727,7 @@
     <w:r>
       <w:tab/>
       <w:tab/>
-      <w:t>2026-05-17</w:t>
+      <w:t>2026-05-18</w:t>
       <w:br/>
       <w:br/>
     </w:r>

--- a/klagomål/A 7253-2026 FSC-klagomål.docx
+++ b/klagomål/A 7253-2026 FSC-klagomål.docx
@@ -727,7 +727,7 @@
     <w:r>
       <w:tab/>
       <w:tab/>
-      <w:t>2026-05-18</w:t>
+      <w:t>2026-05-19</w:t>
       <w:br/>
       <w:br/>
     </w:r>

--- a/klagomål/A 7253-2026 FSC-klagomål.docx
+++ b/klagomål/A 7253-2026 FSC-klagomål.docx
@@ -727,7 +727,7 @@
     <w:r>
       <w:tab/>
       <w:tab/>
-      <w:t>2026-05-19</w:t>
+      <w:t>2026-05-20</w:t>
       <w:br/>
       <w:br/>
     </w:r>

--- a/klagomål/A 7253-2026 FSC-klagomål.docx
+++ b/klagomål/A 7253-2026 FSC-klagomål.docx
@@ -727,7 +727,7 @@
     <w:r>
       <w:tab/>
       <w:tab/>
-      <w:t>2026-05-20</w:t>
+      <w:t>2026-05-21</w:t>
       <w:br/>
       <w:br/>
     </w:r>

--- a/klagomål/A 7253-2026 FSC-klagomål.docx
+++ b/klagomål/A 7253-2026 FSC-klagomål.docx
@@ -727,7 +727,7 @@
     <w:r>
       <w:tab/>
       <w:tab/>
-      <w:t>2026-05-21</w:t>
+      <w:t>2026-05-22</w:t>
       <w:br/>
       <w:br/>
     </w:r>

--- a/klagomål/A 7253-2026 FSC-klagomål.docx
+++ b/klagomål/A 7253-2026 FSC-klagomål.docx
@@ -727,7 +727,7 @@
     <w:r>
       <w:tab/>
       <w:tab/>
-      <w:t>2026-05-22</w:t>
+      <w:t>2026-05-23</w:t>
       <w:br/>
       <w:br/>
     </w:r>

--- a/klagomål/A 7253-2026 FSC-klagomål.docx
+++ b/klagomål/A 7253-2026 FSC-klagomål.docx
@@ -727,7 +727,7 @@
     <w:r>
       <w:tab/>
       <w:tab/>
-      <w:t>2026-05-23</w:t>
+      <w:t>2026-05-24</w:t>
       <w:br/>
       <w:br/>
     </w:r>

--- a/klagomål/A 7253-2026 FSC-klagomål.docx
+++ b/klagomål/A 7253-2026 FSC-klagomål.docx
@@ -727,7 +727,7 @@
     <w:r>
       <w:tab/>
       <w:tab/>
-      <w:t>2026-05-24</w:t>
+      <w:t>2026-05-25</w:t>
       <w:br/>
       <w:br/>
     </w:r>

--- a/klagomål/A 7253-2026 FSC-klagomål.docx
+++ b/klagomål/A 7253-2026 FSC-klagomål.docx
@@ -727,7 +727,7 @@
     <w:r>
       <w:tab/>
       <w:tab/>
-      <w:t>2026-05-25</w:t>
+      <w:t>2026-05-26</w:t>
       <w:br/>
       <w:br/>
     </w:r>

--- a/klagomål/A 7253-2026 FSC-klagomål.docx
+++ b/klagomål/A 7253-2026 FSC-klagomål.docx
@@ -727,7 +727,7 @@
     <w:r>
       <w:tab/>
       <w:tab/>
-      <w:t>2026-05-26</w:t>
+      <w:t>2026-05-27</w:t>
       <w:br/>
       <w:br/>
     </w:r>

--- a/klagomål/A 7253-2026 FSC-klagomål.docx
+++ b/klagomål/A 7253-2026 FSC-klagomål.docx
@@ -727,7 +727,7 @@
     <w:r>
       <w:tab/>
       <w:tab/>
-      <w:t>2026-05-27</w:t>
+      <w:t>2026-05-28</w:t>
       <w:br/>
       <w:br/>
     </w:r>

--- a/klagomål/A 7253-2026 FSC-klagomål.docx
+++ b/klagomål/A 7253-2026 FSC-klagomål.docx
@@ -727,7 +727,7 @@
     <w:r>
       <w:tab/>
       <w:tab/>
-      <w:t>2026-05-28</w:t>
+      <w:t>2026-05-29</w:t>
       <w:br/>
       <w:br/>
     </w:r>

--- a/klagomål/A 7253-2026 FSC-klagomål.docx
+++ b/klagomål/A 7253-2026 FSC-klagomål.docx
@@ -727,7 +727,7 @@
     <w:r>
       <w:tab/>
       <w:tab/>
-      <w:t>2026-05-29</w:t>
+      <w:t>2026-05-30</w:t>
       <w:br/>
       <w:br/>
     </w:r>

--- a/klagomål/A 7253-2026 FSC-klagomål.docx
+++ b/klagomål/A 7253-2026 FSC-klagomål.docx
@@ -727,7 +727,7 @@
     <w:r>
       <w:tab/>
       <w:tab/>
-      <w:t>2026-05-30</w:t>
+      <w:t>2026-05-31</w:t>
       <w:br/>
       <w:br/>
     </w:r>

--- a/klagomål/A 7253-2026 FSC-klagomål.docx
+++ b/klagomål/A 7253-2026 FSC-klagomål.docx
@@ -727,7 +727,7 @@
     <w:r>
       <w:tab/>
       <w:tab/>
-      <w:t>2026-05-31</w:t>
+      <w:t>2026-06-01</w:t>
       <w:br/>
       <w:br/>
     </w:r>

--- a/klagomål/A 7253-2026 FSC-klagomål.docx
+++ b/klagomål/A 7253-2026 FSC-klagomål.docx
@@ -727,7 +727,7 @@
     <w:r>
       <w:tab/>
       <w:tab/>
-      <w:t>2026-06-01</w:t>
+      <w:t>2026-06-02</w:t>
       <w:br/>
       <w:br/>
     </w:r>

--- a/klagomål/A 7253-2026 FSC-klagomål.docx
+++ b/klagomål/A 7253-2026 FSC-klagomål.docx
@@ -727,7 +727,7 @@
     <w:r>
       <w:tab/>
       <w:tab/>
-      <w:t>2026-06-02</w:t>
+      <w:t>2026-06-03</w:t>
       <w:br/>
       <w:br/>
     </w:r>

--- a/klagomål/A 7253-2026 FSC-klagomål.docx
+++ b/klagomål/A 7253-2026 FSC-klagomål.docx
@@ -727,7 +727,7 @@
     <w:r>
       <w:tab/>
       <w:tab/>
-      <w:t>2026-06-03</w:t>
+      <w:t>2026-06-04</w:t>
       <w:br/>
       <w:br/>
     </w:r>

--- a/klagomål/A 7253-2026 FSC-klagomål.docx
+++ b/klagomål/A 7253-2026 FSC-klagomål.docx
@@ -727,7 +727,7 @@
     <w:r>
       <w:tab/>
       <w:tab/>
-      <w:t>2026-06-04</w:t>
+      <w:t>2026-06-05</w:t>
       <w:br/>
       <w:br/>
     </w:r>

--- a/klagomål/A 7253-2026 FSC-klagomål.docx
+++ b/klagomål/A 7253-2026 FSC-klagomål.docx
@@ -727,7 +727,7 @@
     <w:r>
       <w:tab/>
       <w:tab/>
-      <w:t>2026-06-05</w:t>
+      <w:t>2026-06-06</w:t>
       <w:br/>
       <w:br/>
     </w:r>

--- a/klagomål/A 7253-2026 FSC-klagomål.docx
+++ b/klagomål/A 7253-2026 FSC-klagomål.docx
@@ -727,7 +727,7 @@
     <w:r>
       <w:tab/>
       <w:tab/>
-      <w:t>2026-06-06</w:t>
+      <w:t>2026-06-07</w:t>
       <w:br/>
       <w:br/>
     </w:r>

--- a/klagomål/A 7253-2026 FSC-klagomål.docx
+++ b/klagomål/A 7253-2026 FSC-klagomål.docx
@@ -727,7 +727,7 @@
     <w:r>
       <w:tab/>
       <w:tab/>
-      <w:t>2026-06-07</w:t>
+      <w:t>2026-06-08</w:t>
       <w:br/>
       <w:br/>
     </w:r>
